--- a/Documents/ML model Results&Algorithms.docx
+++ b/Documents/ML model Results&Algorithms.docx
@@ -119,7 +119,7 @@
     <w:p>
       <w:r>
         <w:pict w14:anchorId="31687A85">
-          <v:rect id="_x0000_i1091" style="width:0;height:1.5pt" o:hralign="center" o:hrstd="t" o:hr="t" fillcolor="#a0a0a0" stroked="f"/>
+          <v:rect id="_x0000_i1025" style="width:0;height:1.5pt" o:hralign="center" o:hrstd="t" o:hr="t" fillcolor="#a0a0a0" stroked="f"/>
         </w:pict>
       </w:r>
     </w:p>
@@ -712,7 +712,7 @@
     <w:p>
       <w:r>
         <w:pict w14:anchorId="1030FC43">
-          <v:rect id="_x0000_i1092" style="width:0;height:1.5pt" o:hralign="center" o:hrstd="t" o:hr="t" fillcolor="#a0a0a0" stroked="f"/>
+          <v:rect id="_x0000_i1026" style="width:0;height:1.5pt" o:hralign="center" o:hrstd="t" o:hr="t" fillcolor="#a0a0a0" stroked="f"/>
         </w:pict>
       </w:r>
     </w:p>
@@ -787,7 +787,7 @@
     <w:p>
       <w:r>
         <w:pict w14:anchorId="424A55CE">
-          <v:rect id="_x0000_i1093" style="width:0;height:1.5pt" o:hralign="center" o:hrstd="t" o:hr="t" fillcolor="#a0a0a0" stroked="f"/>
+          <v:rect id="_x0000_i1027" style="width:0;height:1.5pt" o:hralign="center" o:hrstd="t" o:hr="t" fillcolor="#a0a0a0" stroked="f"/>
         </w:pict>
       </w:r>
     </w:p>
@@ -959,7 +959,7 @@
     <w:p>
       <w:r>
         <w:pict w14:anchorId="38CA93E8">
-          <v:rect id="_x0000_i1094" style="width:0;height:1.5pt" o:hralign="center" o:hrstd="t" o:hr="t" fillcolor="#a0a0a0" stroked="f"/>
+          <v:rect id="_x0000_i1028" style="width:0;height:1.5pt" o:hralign="center" o:hrstd="t" o:hr="t" fillcolor="#a0a0a0" stroked="f"/>
         </w:pict>
       </w:r>
     </w:p>
@@ -986,7 +986,7 @@
     <w:p>
       <w:r>
         <w:pict w14:anchorId="4E98FD7A">
-          <v:rect id="_x0000_i1095" style="width:0;height:1.5pt" o:hralign="center" o:hrstd="t" o:hr="t" fillcolor="#a0a0a0" stroked="f"/>
+          <v:rect id="_x0000_i1029" style="width:0;height:1.5pt" o:hralign="center" o:hrstd="t" o:hr="t" fillcolor="#a0a0a0" stroked="f"/>
         </w:pict>
       </w:r>
     </w:p>
@@ -1407,7 +1407,7 @@
     <w:p>
       <w:r>
         <w:pict w14:anchorId="5E411520">
-          <v:rect id="_x0000_i1096" style="width:0;height:1.5pt" o:hralign="center" o:hrstd="t" o:hr="t" fillcolor="#a0a0a0" stroked="f"/>
+          <v:rect id="_x0000_i1030" style="width:0;height:1.5pt" o:hralign="center" o:hrstd="t" o:hr="t" fillcolor="#a0a0a0" stroked="f"/>
         </w:pict>
       </w:r>
     </w:p>
@@ -1872,7 +1872,7 @@
     <w:p>
       <w:r>
         <w:pict w14:anchorId="01D4445F">
-          <v:rect id="_x0000_i1097" style="width:0;height:1.5pt" o:hralign="center" o:hrstd="t" o:hr="t" fillcolor="#a0a0a0" stroked="f"/>
+          <v:rect id="_x0000_i1031" style="width:0;height:1.5pt" o:hralign="center" o:hrstd="t" o:hr="t" fillcolor="#a0a0a0" stroked="f"/>
         </w:pict>
       </w:r>
     </w:p>
@@ -2269,7 +2269,7 @@
     <w:p>
       <w:r>
         <w:pict w14:anchorId="474F9886">
-          <v:rect id="_x0000_i1098" style="width:0;height:1.5pt" o:hralign="center" o:hrstd="t" o:hr="t" fillcolor="#a0a0a0" stroked="f"/>
+          <v:rect id="_x0000_i1032" style="width:0;height:1.5pt" o:hralign="center" o:hrstd="t" o:hr="t" fillcolor="#a0a0a0" stroked="f"/>
         </w:pict>
       </w:r>
     </w:p>
@@ -2703,7 +2703,7 @@
     <w:p>
       <w:r>
         <w:pict w14:anchorId="539B265F">
-          <v:rect id="_x0000_i1099" style="width:0;height:1.5pt" o:hralign="center" o:hrstd="t" o:hr="t" fillcolor="#a0a0a0" stroked="f"/>
+          <v:rect id="_x0000_i1033" style="width:0;height:1.5pt" o:hralign="center" o:hrstd="t" o:hr="t" fillcolor="#a0a0a0" stroked="f"/>
         </w:pict>
       </w:r>
     </w:p>
@@ -3832,7 +3832,7 @@
     <w:p>
       <w:r>
         <w:pict w14:anchorId="021BE541">
-          <v:rect id="_x0000_i1100" style="width:0;height:1.5pt" o:hralign="center" o:hrstd="t" o:hr="t" fillcolor="#a0a0a0" stroked="f"/>
+          <v:rect id="_x0000_i1034" style="width:0;height:1.5pt" o:hralign="center" o:hrstd="t" o:hr="t" fillcolor="#a0a0a0" stroked="f"/>
         </w:pict>
       </w:r>
     </w:p>
@@ -4031,7 +4031,7 @@
     <w:p>
       <w:r>
         <w:pict w14:anchorId="0336A0D2">
-          <v:rect id="_x0000_i1101" style="width:0;height:1.5pt" o:hralign="center" o:hrstd="t" o:hr="t" fillcolor="#a0a0a0" stroked="f"/>
+          <v:rect id="_x0000_i1035" style="width:0;height:1.5pt" o:hralign="center" o:hrstd="t" o:hr="t" fillcolor="#a0a0a0" stroked="f"/>
         </w:pict>
       </w:r>
     </w:p>
@@ -6887,6 +6887,7 @@
   <w:style w:type="character" w:default="1" w:styleId="DefaultParagraphFont">
     <w:name w:val="Default Paragraph Font"/>
     <w:uiPriority w:val="1"/>
+    <w:semiHidden/>
     <w:unhideWhenUsed/>
   </w:style>
   <w:style w:type="table" w:default="1" w:styleId="TableNormal">
